--- a/러시아 인권변호사/9부/9부_1화_마지막_해.docx
+++ b/러시아 인권변호사/9부/9부_1화_마지막_해.docx
@@ -62,7 +62,7 @@
           <w:i w:val="0"/>
           <w:sz w:val="22"/>
         </w:rPr>
-        <w:t>8부 12화에서 보구슬랍스키가 해외로 빠져나간 지 약 1년 뒤. 두 번째 임기의 마지막 해가 시작되었다(1부로부터 약 9년 반, 대통령이 된 지 4년 반). 헌법에 따라 ‘임기 4년, 연속 2회까지’이므로 료샤는 다시 나설 수 없다. 보구슬랍스키 신병 인도 요청은 답 없이 1년째 묵혀 있고, 샤바노프에게 돈을 보낸 지갑은 여전히 잠들어 있다. 5부 11화의 운동으로 시작해 6부 대선 패배 뒤 정당이 된 코발추크의 「Спокойная страна」가 첫 전당대회를 열고 여론조사 1위로 올라선다. 모두가 묻기 시작한다 — 누가 다음인가. 료샤는 그 질문, 특히 이리나에게 해야 할 질문을 아직 꺼내지 않는다. 하루 동안의 이야기.</w:t>
+        <w:t>8부 12화에서 보구슬랍스키가 해외로 빠져나간 지 약 2년 뒤. 두 번째 임기의 마지막 해가 시작되었다(1부로부터 약 9년 반, 대통령이 된 지 4년 반). 헌법에 따라 ‘임기 4년, 연속 2회까지’이므로 료샤는 다시 나설 수 없다. 보구슬랍스키 신병 인도 요청은 답 없이 2년 가까이 묵혀 있고, 샤바노프에게 돈을 보낸 지갑은 여전히 잠들어 있다. 5부 11화의 운동으로 시작해 6부 대선 패배 뒤 정당이 된 코발추크의 「Спокойная страна」가 첫 전당대회를 열고 여론조사 1위로 올라선다. 모두가 묻기 시작한다 — 누가 다음인가. 료샤는 그 질문, 특히 이리나에게 해야 할 질문을 아직 꺼내지 않는다. 하루 동안의 이야기.</w:t>
       </w:r>
     </w:p>
     <w:p>
@@ -1081,7 +1081,7 @@
           <w:i w:val="0"/>
           <w:sz w:val="22"/>
         </w:rPr>
-        <w:t xml:space="preserve"> Богуславский. Без изменений. Запрос о выдаче лежит почти год, ответа нет. Кошелёк спит.</w:t>
+        <w:t xml:space="preserve"> Богуславский. Без изменений. Запрос о выдаче лежит почти два года, ответа нет. Кошелёк спит.</w:t>
       </w:r>
     </w:p>
     <w:p>
@@ -2070,7 +2070,7 @@
           <w:i w:val="0"/>
           <w:sz w:val="22"/>
         </w:rPr>
-        <w:t xml:space="preserve"> Я знаю. Я читал отчёт службы в прошлом году. Весь, до последнего приложения.</w:t>
+        <w:t xml:space="preserve"> Я знаю. Я читал отчёт службы ещё тогда, два года назад. Весь, до последнего приложения.</w:t>
       </w:r>
     </w:p>
     <w:p>
